--- a/Методологія ToDo+AI Дискавері/Методологія ToDo+AI/Скіли для Дискавері + MVP · Odoo 19/2. ДИСКАВЕРІ/1. Підготовка питань/session-client-prep-builder/assets/workdoc_template.docx
+++ b/Методологія ToDo+AI Дискавері/Методологія ToDo+AI/Скіли для Дискавері + MVP · Odoo 19/2. ДИСКАВЕРІ/1. Підготовка питань/session-client-prep-builder/assets/workdoc_template.docx
@@ -854,7 +854,7 @@
           <w:szCs w:val="28"/>
           <w:rtl w:val="0"/>
         </w:rPr>
-        <w:t>‹Назва компанії клієнта›</w:t>
+        <w:t>‹Назва компанії замовника›</w:t>
       </w:r>
       <w:r>
         <w:rPr>
